--- a/informes-growth/siemens-energy-2026-10-14/Siemens Energy - growth - 2026-10-14.docx
+++ b/informes-growth/siemens-energy-2026-10-14/Siemens Energy - growth - 2026-10-14.docx
@@ -3337,7 +3337,7 @@
         <w:pStyle w:val="FirstParagraph"/>
       </w:pPr>
       <w:r>
-        <w:t xml:space="preserve">Con la cartera value propuesta de ~29.800 EUR (IGLN, Edenred, Daiichi Sankyo, Uber, Viscofan, Alphabet, Netflix, SAP, Intuit, Nemetschek, LVMH y ~6.300 EUR de liquidez), el bolsillo growth puede llegar al 20 % (~5.960 EUR). Ya hay compras growth aprobadas en Nu, argenx y Axon (~3.740 EUR, ~12 %), y se han analizado 8 growth antes de esta.</w:t>
+        <w:t xml:space="preserve">Con la cartera value propuesta (IGLN, Edenred, Daiichi Sankyo, Uber, Viscofan, Alphabet, Netflix, SAP, Intuit, Nemetschek, LVMH y liquidez), el bolsillo growth puede llegar al 20 %. Ya hay compras growth aprobadas en Nu, argenx y Axon, ~12 %), y se han analizado 8 growth antes de esta.</w:t>
       </w:r>
     </w:p>
     <w:p>
@@ -3380,13 +3380,13 @@
           <w:bCs/>
           <w:b/>
         </w:rPr>
-        <w:t xml:space="preserve">Comprar (baja, 3,5 %, ~1.040 EUR)</w:t>
-      </w:r>
-      <w:r>
-        <w:t xml:space="preserve"> </w:t>
-      </w:r>
-      <w:r>
-        <w:t xml:space="preserve">con una señal más, sin cambio de valoración. La más probable es que el precio vuelva por encima de la media de 200 sesiones (~150 EUR); pero entonces estaría por encima del precio máximo, así que habría que recalcularlo con la guía FY27 del 11-nov. Si se compra, sería en dos tramos, con la liquidez. Conviene apuntarla en la cola growth para revisarla tras el 11-nov.</w:t>
+        <w:t xml:space="preserve">Comprar (baja, 3,5 %,</w:t>
+      </w:r>
+      <w:r>
+        <w:t xml:space="preserve"> </w:t>
+      </w:r>
+      <w:r>
+        <w:t xml:space="preserve">con una señal más, sin cambio de valoración. La más probable es que el precio vuelva por encima de la media de 200 sesiones; pero entonces estaría por encima del precio máximo, así que habría que recalcularlo con la guía FY27 del 11-nov. Si se compra, sería en dos tramos, con la liquidez. Conviene apuntarla en la cola growth para revisarla tras el 11-nov.</w:t>
       </w:r>
     </w:p>
     <w:bookmarkEnd w:id="32"/>

--- a/informes-growth/siemens-energy-2026-10-14/Siemens Energy - growth - 2026-10-14.docx
+++ b/informes-growth/siemens-energy-2026-10-14/Siemens Energy - growth - 2026-10-14.docx
@@ -20,84 +20,31 @@
           <w:bCs/>
           <w:b/>
         </w:rPr>
-        <w:t xml:space="preserve">Señal (método v7): Mantener</w:t>
-      </w:r>
-      <w:r>
-        <w:t xml:space="preserve"> </w:t>
-      </w:r>
-      <w:r>
-        <w:t xml:space="preserve">· Puntuación 57,5/100 · Señales de cambio de tendencia 3/8 · EV/beneficio bruto 11,5x</w:t>
-      </w:r>
-      <w:r>
-        <w:t xml:space="preserve"> </w:t>
-      </w:r>
-      <w:r>
-        <w:t xml:space="preserve">Precio 143,06 EUR · Objetivo 12 m 154,6 EUR (ponderada +8,5 %, base +9,7 %, bajista −39,5 %, alcista +54,2 %) · Compra hasta 147,9 EUR</w:t>
-      </w:r>
-      <w:r>
-        <w:t xml:space="preserve"> </w:t>
-      </w:r>
-      <w:r>
-        <w:t xml:space="preserve">Peso orientativo: no entra · Por qué: no compra: puntuación &lt; 60 (le faltan 2,5 puntos; todo lo demás lo cumple)</w:t>
-      </w:r>
-    </w:p>
-    <w:p>
-      <w:pPr>
-        <w:pStyle w:val="BlockText"/>
-      </w:pPr>
-      <w:r>
-        <w:rPr>
-          <w:bCs/>
-          <w:b/>
-        </w:rPr>
-        <w:t xml:space="preserve">Calculado con el método v7</w:t>
-      </w:r>
-      <w:r>
-        <w:t xml:space="preserve"> </w:t>
-      </w:r>
-      <w:r>
-        <w:t xml:space="preserve">(</w:t>
-      </w:r>
-      <w:r>
-        <w:rPr>
-          <w:rStyle w:val="VerbatimChar"/>
-        </w:rPr>
-        <w:t xml:space="preserve">verticales/growth/metodo.md</w:t>
-      </w:r>
-      <w:r>
-        <w:t xml:space="preserve">). Al ser una industrial rentable con márgenes bajos, se valora por</w:t>
-      </w:r>
-      <w:r>
-        <w:t xml:space="preserve"> </w:t>
-      </w:r>
-      <w:r>
-        <w:rPr>
-          <w:bCs/>
-          <w:b/>
-        </w:rPr>
-        <w:t xml:space="preserve">EV/EBITDA de los 12 meses siguientes</w:t>
-      </w:r>
-      <w:r>
-        <w:t xml:space="preserve"> </w:t>
-      </w:r>
-      <w:r>
-        <w:t xml:space="preserve">(15,2x hoy), no por EV/ventas: el código aplica el múltiplo a las ventas mecánicas con el margen EBITDA implícito de hoy (~16 %). Las tasas de crecimiento son</w:t>
-      </w:r>
-      <w:r>
-        <w:t xml:space="preserve"> </w:t>
-      </w:r>
-      <w:r>
-        <w:rPr>
-          <w:bCs/>
-          <w:b/>
-        </w:rPr>
-        <w:t xml:space="preserve">comparables</w:t>
-      </w:r>
-      <w:r>
-        <w:t xml:space="preserve"> </w:t>
-      </w:r>
-      <w:r>
-        <w:t xml:space="preserve">(sin efecto divisa), como las publica la empresa; en euros nominales son menores (sección 3).</w:t>
+        <w:t xml:space="preserve">Señal (método vigente v11): Mantener</w:t>
+      </w:r>
+      <w:r>
+        <w:t xml:space="preserve"> </w:t>
+      </w:r>
+      <w:r>
+        <w:t xml:space="preserve">· Puntuación 57,5/100 · Señales de cambio de tendencia 3/8 · EV/EBITDA NTM 15,2 veces</w:t>
+      </w:r>
+      <w:r>
+        <w:t xml:space="preserve"> </w:t>
+      </w:r>
+      <w:r>
+        <w:t xml:space="preserve">Precio 143,06 EUR (fecha del informe) · Objetivo 12 m 150,6 EUR · Ponderada +5,8 % · Base +6,4 % · Bajista −39,5 % · Alcista +49,6 % · Compra hasta 144,1 EUR</w:t>
+      </w:r>
+      <w:r>
+        <w:t xml:space="preserve"> </w:t>
+      </w:r>
+      <w:r>
+        <w:t xml:space="preserve">Peso orientativo: 0 % de la cartera · Por qué: no compra: puntuación &lt; 60</w:t>
+      </w:r>
+      <w:r>
+        <w:t xml:space="preserve"> </w:t>
+      </w:r>
+      <w:r>
+        <w:t xml:space="preserve">Cabecera rehecha con la v11 el 15-oct (auditoría de homogeneidad). Antes decía (método v7): Mantener. El texto de abajo puede citar cifras de esa versión anterior; mandan las de esta cabecera.</w:t>
       </w:r>
     </w:p>
     <w:bookmarkStart w:id="20" w:name="la-tesis-en-cinco-líneas"/>
